--- a/poc/paper/cover_letter.docx
+++ b/poc/paper/cover_letter.docx
@@ -193,10 +193,9 @@
       </w:pPr>
       <w:r>
         <w:rPr>
-          <w:b w:val="0"/>
-          <w:i w:val="0"/>
+          <w:rFonts w:ascii="Times New Roman" w:hAnsi="Times New Roman"/>
         </w:rPr>
-        <w:t>We confirm that this manuscript is original, has not been published previously, and is not under consideration for publication elsewhere. All authors have read and approved the submission and declare no conflicts of interest. As the invited scholar, A. Apartsin is the first and corresponding author of the manuscript.</w:t>
+        <w:t>We confirm that this manuscript is original, has not been published previously, and is not under consideration for publication elsewhere. All authors have read and approved the submission and declare no conflicts of interest. As the invited scholar, A. Apartsin is the first author of the manuscript, and Y. Aperstein (apersteiny@afeka.ac.il) serves as the corresponding author.</w:t>
       </w:r>
     </w:p>
     <w:p>
